--- a/ky/wisdom-stories/dervishs-long-spoons.docx
+++ b/ky/wisdom-stories/dervishs-long-spoons.docx
@@ -70,7 +70,7 @@
         <w:t>Сабак:</w:t>
       </w:r>
       <w:r>
-        <w:t xml:space="preserve"> Сүйүү сөздөн гана эмес, камкор иштен көрүнөт. Бири-бирибиздин муктаждыгыбызды байкап, жардамыбызды аябасак, кыйынчылыкты чогуу жеңе алабыз.</w:t>
+        <w:t xml:space="preserve"> Сүйүү сөздөн гана эмес, камкордук менен жасалган иштен көрүнөт. Бири-бирибиздин муктаждыгыбызды байкап, жардамыбызды аябасак, кыйынчылыкты чогуу жеңе алабыз.</w:t>
       </w:r>
     </w:p>
     <w:p>
